--- a/fra/docx/008.content.docx
+++ b/fra/docx/008.content.docx
@@ -2807,6 +2807,125 @@
         <w:rPr>
           <w:lang w:val="fr_FR" w:bidi="fr_FR"/>
         </w:rPr>
+        <w:t>Hadadrimmon, Hadad-Rimmôn</w:t>
+      </w:r>
+      <w:r>
+        <w:rPr>
+          <w:lang w:val="fr_FR" w:bidi="fr_FR"/>
+        </w:rPr>
+      </w:r>
+    </w:p>
+    <w:p>
+      <w:pPr/>
+      <w:r>
+        <w:rPr>
+          <w:lang w:val="fr_FR" w:bidi="fr_FR"/>
+        </w:rPr>
+      </w:r>
+      <w:r>
+        <w:rPr>
+          <w:lang w:val="fr_FR" w:bidi="fr_FR"/>
+        </w:rPr>
+        <w:t>Le nom Hadadrimmon réunit les noms de deux divinités de la tempête : Hadad (mentionné dans les textes ougaritiques) et Rimmon (dieu de la tempête babylonien). Autrefois, certains érudits pensaient qu’Hadadrimmon était un lieu.</w:t>
+      </w:r>
+    </w:p>
+    <w:p>
+      <w:pPr/>
+      <w:r>
+        <w:rPr>
+          <w:lang w:val="fr_FR" w:bidi="fr_FR"/>
+        </w:rPr>
+      </w:r>
+      <w:r>
+        <w:rPr>
+          <w:lang w:val="fr_FR" w:bidi="fr_FR"/>
+        </w:rPr>
+        <w:t xml:space="preserve">Dans les textes de Ras Shamra, Hadad est un autre nom pour Baal, dieu associé à la végétation et aux cultures, vénéré dans l'espoir qu'il donnerait de bonnes récoltes. Dans les rituels cananéens de fertilité, la déesse Anat, compagne de Baal, pleurait sa mort. C'est à ce rituel que fait allusion </w:t>
+      </w:r>
+      <w:r>
+        <w:rPr>
+          <w:lang w:val="fr_FR" w:bidi="fr_FR"/>
+        </w:rPr>
+        <w:t>Zacharie 12.11</w:t>
+      </w:r>
+      <w:r>
+        <w:rPr>
+          <w:lang w:val="fr_FR" w:bidi="fr_FR"/>
+        </w:rPr>
+        <w:t xml:space="preserve">. Ce passage compare les pleurs qu'il y aurait à Jérusalem avec les pleurs qui étaient entendus lors d'un rituel de deuil pour Hadadrimmon, </w:t>
+      </w:r>
+      <w:r>
+        <w:rPr>
+          <w:lang w:val="fr_FR" w:bidi="fr_FR"/>
+        </w:rPr>
+        <w:t>dans la vallée de Meguiddon</w:t>
+      </w:r>
+      <w:r>
+        <w:rPr>
+          <w:lang w:val="fr_FR" w:bidi="fr_FR"/>
+        </w:rPr>
+        <w:t>.</w:t>
+      </w:r>
+    </w:p>
+    <w:p>
+      <w:pPr/>
+      <w:r>
+        <w:rPr>
+          <w:lang w:val="fr_FR" w:bidi="fr_FR"/>
+        </w:rPr>
+      </w:r>
+      <w:r>
+        <w:rPr>
+          <w:i/>
+          <w:lang w:val="fr_FR" w:bidi="fr_FR"/>
+        </w:rPr>
+        <w:t>Voir aussi</w:t>
+      </w:r>
+      <w:r>
+        <w:rPr>
+          <w:lang w:val="fr_FR" w:bidi="fr_FR"/>
+        </w:rPr>
+        <w:t xml:space="preserve"> </w:t>
+      </w:r>
+      <w:r>
+        <w:rPr>
+          <w:lang w:val="fr_FR" w:bidi="fr_FR"/>
+        </w:rPr>
+        <w:t>divinités et religion cananéennes</w:t>
+      </w:r>
+      <w:r>
+        <w:rPr>
+          <w:lang w:val="fr_FR" w:bidi="fr_FR"/>
+        </w:rPr>
+        <w:t>.</w:t>
+      </w:r>
+      <w:r>
+        <w:rPr>
+          <w:lang w:val="fr_FR" w:bidi="fr_FR"/>
+        </w:rPr>
+      </w:r>
+      <w:r>
+        <w:rPr>
+          <w:lang w:val="fr_FR" w:bidi="fr_FR"/>
+        </w:rPr>
+      </w:r>
+    </w:p>
+    <w:p>
+      <w:pPr/>
+      <w:r>
+        <w:rPr>
+          <w:lang w:val="fr_FR" w:bidi="fr_FR"/>
+        </w:rPr>
+      </w:r>
+    </w:p>
+    <w:p>
+      <w:pPr>
+        <w:pStyle w:val="Heading2"/>
+      </w:pPr>
+      <w:r>
+        <w:rPr>
+          <w:lang w:val="fr_FR" w:bidi="fr_FR"/>
+        </w:rPr>
         <w:t>Hadar</w:t>
       </w:r>
       <w:r>
@@ -3347,6 +3466,66 @@
           <w:lang w:val="fr_FR" w:bidi="fr_FR"/>
         </w:rPr>
         <w:t>.</w:t>
+      </w:r>
+      <w:r>
+        <w:rPr>
+          <w:lang w:val="fr_FR" w:bidi="fr_FR"/>
+        </w:rPr>
+      </w:r>
+      <w:r>
+        <w:rPr>
+          <w:lang w:val="fr_FR" w:bidi="fr_FR"/>
+        </w:rPr>
+      </w:r>
+    </w:p>
+    <w:p>
+      <w:pPr/>
+      <w:r>
+        <w:rPr>
+          <w:lang w:val="fr_FR" w:bidi="fr_FR"/>
+        </w:rPr>
+      </w:r>
+    </w:p>
+    <w:p>
+      <w:pPr>
+        <w:pStyle w:val="Heading2"/>
+      </w:pPr>
+      <w:r>
+        <w:rPr>
+          <w:lang w:val="fr_FR" w:bidi="fr_FR"/>
+        </w:rPr>
+        <w:t>Hadrac</w:t>
+      </w:r>
+      <w:r>
+        <w:rPr>
+          <w:lang w:val="fr_FR" w:bidi="fr_FR"/>
+        </w:rPr>
+      </w:r>
+    </w:p>
+    <w:p>
+      <w:pPr/>
+      <w:r>
+        <w:rPr>
+          <w:lang w:val="fr_FR" w:bidi="fr_FR"/>
+        </w:rPr>
+      </w:r>
+      <w:r>
+        <w:rPr>
+          <w:lang w:val="fr_FR" w:bidi="fr_FR"/>
+        </w:rPr>
+        <w:t xml:space="preserve">Localité du nord-ouest du Liban mentionnée uniquement dans </w:t>
+      </w:r>
+      <w:r>
+        <w:rPr>
+          <w:lang w:val="fr_FR" w:bidi="fr_FR"/>
+        </w:rPr>
+        <w:t>Zacharie 9.1</w:t>
+      </w:r>
+      <w:r>
+        <w:rPr>
+          <w:lang w:val="fr_FR" w:bidi="fr_FR"/>
+        </w:rPr>
+        <w:t xml:space="preserve"> en même temps que Tyr, Sidon, Hamath et Damas. Ces deux dernières villes sont mentionnées dans des annales assyriennes avec Hatarikka, que l'on pense aujourd'hui être Hadrac.</w:t>
       </w:r>
       <w:r>
         <w:rPr>
@@ -27066,6 +27245,99 @@
         <w:rPr>
           <w:lang w:val="fr_FR" w:bidi="fr_FR"/>
         </w:rPr>
+        <w:t>Hen</w:t>
+      </w:r>
+      <w:r>
+        <w:rPr>
+          <w:lang w:val="fr_FR" w:bidi="fr_FR"/>
+        </w:rPr>
+      </w:r>
+    </w:p>
+    <w:p>
+      <w:pPr/>
+      <w:r>
+        <w:rPr>
+          <w:lang w:val="fr_FR" w:bidi="fr_FR"/>
+        </w:rPr>
+      </w:r>
+      <w:r>
+        <w:rPr>
+          <w:lang w:val="fr_FR" w:bidi="fr_FR"/>
+        </w:rPr>
+        <w:t xml:space="preserve">Nom donné à Josias, fils de Sophonie dans </w:t>
+      </w:r>
+      <w:r>
+        <w:rPr>
+          <w:lang w:val="fr_FR" w:bidi="fr_FR"/>
+        </w:rPr>
+        <w:t>Zacharie 6.14</w:t>
+      </w:r>
+      <w:r>
+        <w:rPr>
+          <w:lang w:val="fr_FR" w:bidi="fr_FR"/>
+        </w:rPr>
+        <w:t xml:space="preserve"> (comparer avec le verset 10).</w:t>
+      </w:r>
+    </w:p>
+    <w:p>
+      <w:pPr/>
+      <w:r>
+        <w:rPr>
+          <w:lang w:val="fr_FR" w:bidi="fr_FR"/>
+        </w:rPr>
+      </w:r>
+      <w:r>
+        <w:rPr>
+          <w:i/>
+          <w:lang w:val="fr_FR" w:bidi="fr_FR"/>
+        </w:rPr>
+        <w:t>Voir</w:t>
+      </w:r>
+      <w:r>
+        <w:rPr>
+          <w:lang w:val="fr_FR" w:bidi="fr_FR"/>
+        </w:rPr>
+        <w:t xml:space="preserve"> </w:t>
+      </w:r>
+      <w:r>
+        <w:rPr>
+          <w:lang w:val="fr_FR" w:bidi="fr_FR"/>
+        </w:rPr>
+        <w:t>Josias n°2</w:t>
+      </w:r>
+      <w:r>
+        <w:rPr>
+          <w:lang w:val="fr_FR" w:bidi="fr_FR"/>
+        </w:rPr>
+        <w:t>.</w:t>
+      </w:r>
+      <w:r>
+        <w:rPr>
+          <w:lang w:val="fr_FR" w:bidi="fr_FR"/>
+        </w:rPr>
+      </w:r>
+      <w:r>
+        <w:rPr>
+          <w:lang w:val="fr_FR" w:bidi="fr_FR"/>
+        </w:rPr>
+      </w:r>
+    </w:p>
+    <w:p>
+      <w:pPr/>
+      <w:r>
+        <w:rPr>
+          <w:lang w:val="fr_FR" w:bidi="fr_FR"/>
+        </w:rPr>
+      </w:r>
+    </w:p>
+    <w:p>
+      <w:pPr>
+        <w:pStyle w:val="Heading2"/>
+      </w:pPr>
+      <w:r>
+        <w:rPr>
+          <w:lang w:val="fr_FR" w:bidi="fr_FR"/>
+        </w:rPr>
         <w:t>Héna</w:t>
       </w:r>
       <w:r>
@@ -28392,6 +28664,111 @@
         <w:rPr>
           <w:lang w:val="fr_FR" w:bidi="fr_FR"/>
         </w:rPr>
+        <w:t>herbes fétides</w:t>
+      </w:r>
+      <w:r>
+        <w:rPr>
+          <w:lang w:val="fr_FR" w:bidi="fr_FR"/>
+        </w:rPr>
+      </w:r>
+    </w:p>
+    <w:p>
+      <w:pPr/>
+      <w:r>
+        <w:rPr>
+          <w:lang w:val="fr_FR" w:bidi="fr_FR"/>
+        </w:rPr>
+      </w:r>
+      <w:r>
+        <w:rPr>
+          <w:lang w:val="fr_FR" w:bidi="fr_FR"/>
+        </w:rPr>
+        <w:t xml:space="preserve">Terme hébreu mentionné dans dans </w:t>
+      </w:r>
+      <w:r>
+        <w:rPr>
+          <w:lang w:val="fr_FR" w:bidi="fr_FR"/>
+        </w:rPr>
+        <w:t>Job 31.40</w:t>
+      </w:r>
+      <w:r>
+        <w:rPr>
+          <w:lang w:val="fr_FR" w:bidi="fr_FR"/>
+        </w:rPr>
+        <w:t xml:space="preserve"> qui est aussi traduit dans certaines versions par « mauvaises herbes » ou « herbes nuisibles ». Il est plus généralement traduit « ivraie » dans la LSG et d'autres versions françaises.</w:t>
+      </w:r>
+    </w:p>
+    <w:p>
+      <w:pPr/>
+      <w:r>
+        <w:rPr>
+          <w:lang w:val="fr_FR" w:bidi="fr_FR"/>
+        </w:rPr>
+      </w:r>
+      <w:r>
+        <w:rPr>
+          <w:i/>
+          <w:lang w:val="fr_FR" w:bidi="fr_FR"/>
+        </w:rPr>
+        <w:t>Voir</w:t>
+      </w:r>
+      <w:r>
+        <w:rPr>
+          <w:lang w:val="fr_FR" w:bidi="fr_FR"/>
+        </w:rPr>
+        <w:t xml:space="preserve"> </w:t>
+      </w:r>
+      <w:r>
+        <w:rPr>
+          <w:lang w:val="fr_FR" w:bidi="fr_FR"/>
+        </w:rPr>
+        <w:t>chardon</w:t>
+      </w:r>
+      <w:r>
+        <w:rPr>
+          <w:lang w:val="fr_FR" w:bidi="fr_FR"/>
+        </w:rPr>
+        <w:t xml:space="preserve"> ; </w:t>
+      </w:r>
+      <w:r>
+        <w:rPr>
+          <w:lang w:val="fr_FR" w:bidi="fr_FR"/>
+        </w:rPr>
+        <w:t>épine</w:t>
+      </w:r>
+      <w:r>
+        <w:rPr>
+          <w:lang w:val="fr_FR" w:bidi="fr_FR"/>
+        </w:rPr>
+        <w:t>.</w:t>
+      </w:r>
+      <w:r>
+        <w:rPr>
+          <w:lang w:val="fr_FR" w:bidi="fr_FR"/>
+        </w:rPr>
+      </w:r>
+      <w:r>
+        <w:rPr>
+          <w:lang w:val="fr_FR" w:bidi="fr_FR"/>
+        </w:rPr>
+      </w:r>
+    </w:p>
+    <w:p>
+      <w:pPr/>
+      <w:r>
+        <w:rPr>
+          <w:lang w:val="fr_FR" w:bidi="fr_FR"/>
+        </w:rPr>
+      </w:r>
+    </w:p>
+    <w:p>
+      <w:pPr>
+        <w:pStyle w:val="Heading2"/>
+      </w:pPr>
+      <w:r>
+        <w:rPr>
+          <w:lang w:val="fr_FR" w:bidi="fr_FR"/>
+        </w:rPr>
         <w:t>Hérès</w:t>
       </w:r>
       <w:r>
@@ -45550,6 +45927,80 @@
           <w:lang w:val="fr_FR" w:bidi="fr_FR"/>
         </w:rPr>
         <w:t>).</w:t>
+      </w:r>
+      <w:r>
+        <w:rPr>
+          <w:lang w:val="fr_FR" w:bidi="fr_FR"/>
+        </w:rPr>
+      </w:r>
+      <w:r>
+        <w:rPr>
+          <w:lang w:val="fr_FR" w:bidi="fr_FR"/>
+        </w:rPr>
+      </w:r>
+    </w:p>
+    <w:p>
+      <w:pPr/>
+      <w:r>
+        <w:rPr>
+          <w:lang w:val="fr_FR" w:bidi="fr_FR"/>
+        </w:rPr>
+      </w:r>
+    </w:p>
+    <w:p>
+      <w:pPr>
+        <w:pStyle w:val="Heading2"/>
+      </w:pPr>
+      <w:r>
+        <w:rPr>
+          <w:lang w:val="fr_FR" w:bidi="fr_FR"/>
+        </w:rPr>
+        <w:t>Huzzab</w:t>
+      </w:r>
+      <w:r>
+        <w:rPr>
+          <w:lang w:val="fr_FR" w:bidi="fr_FR"/>
+        </w:rPr>
+      </w:r>
+    </w:p>
+    <w:p>
+      <w:pPr/>
+      <w:r>
+        <w:rPr>
+          <w:lang w:val="fr_FR" w:bidi="fr_FR"/>
+        </w:rPr>
+      </w:r>
+      <w:r>
+        <w:rPr>
+          <w:lang w:val="fr_FR" w:bidi="fr_FR"/>
+        </w:rPr>
+        <w:t xml:space="preserve">Mot hébreu que la Darby traduit « il est décrété » dans </w:t>
+      </w:r>
+      <w:r>
+        <w:rPr>
+          <w:lang w:val="fr_FR" w:bidi="fr_FR"/>
+        </w:rPr>
+        <w:t>Nahum 2.7</w:t>
+      </w:r>
+      <w:r>
+        <w:rPr>
+          <w:lang w:val="fr_FR" w:bidi="fr_FR"/>
+        </w:rPr>
+        <w:t xml:space="preserve">. Bien que ce mot est dérivé d'un terme utilisé ailleurs dans l'Ancien Testament, cette forme du mot n'est utilisé que dans ce verset de Nahum. </w:t>
+      </w:r>
+    </w:p>
+    <w:p>
+      <w:pPr/>
+      <w:r>
+        <w:rPr>
+          <w:lang w:val="fr_FR" w:bidi="fr_FR"/>
+        </w:rPr>
+      </w:r>
+      <w:r>
+        <w:rPr>
+          <w:lang w:val="fr_FR" w:bidi="fr_FR"/>
+        </w:rPr>
+        <w:t>Les experts ne savent pas avec certitude s’il s’agit d’un verbe signifiant « il est décrété », d’un nom qui personnifie la ville de Ninive, ou encore d’une référence à une reine assyrienne. La difficulté provient peut-être d'une erreur textuelle, mais jusqu’à présent, ni l’étude des textes, ni l’archéologie n’ont permis de résoudre cette question.</w:t>
       </w:r>
       <w:r>
         <w:rPr>
